--- a/presentations/mid_term_202606/06_presentation_feedback/20260624_中間発表FB.docx
+++ b/presentations/mid_term_202606/06_presentation_feedback/20260624_中間発表FB.docx
@@ -21,6 +21,7 @@
         <w:rPr>
           <w:b/>
           <w:bCs/>
+          <w:noProof/>
         </w:rPr>
         <w:drawing>
           <wp:inline distT="0" distB="0" distL="0" distR="0" wp14:anchorId="368DD333" wp14:editId="79EC0C43">
@@ -92,8 +93,19 @@
     <w:p/>
     <w:p/>
     <w:p>
-      <w:pPr>
-        <w:rPr>
+      <w:r>
+        <w:rPr>
+          <w:rFonts w:hint="eastAsia"/>
+        </w:rPr>
+        <w:t>0.3sでFBをかけていることと、とがっているところの関係性は？</w:t>
+      </w:r>
+    </w:p>
+    <w:p/>
+    <w:p/>
+    <w:p>
+      <w:pPr>
+        <w:rPr>
+          <w:rFonts w:hint="eastAsia"/>
           <w:b/>
           <w:bCs/>
         </w:rPr>
@@ -102,7 +114,16 @@
         <w:rPr>
           <w:rFonts w:hint="eastAsia"/>
         </w:rPr>
-        <w:t>0.3Hz, 0.6Hzの部分も下がっている理由はなぜか</w:t>
+        <w:t>測定のリファレンスは？</w:t>
+      </w:r>
+      <w:r>
+        <w:br/>
+      </w:r>
+      <w:r>
+        <w:rPr>
+          <w:rFonts w:hint="eastAsia"/>
+        </w:rPr>
+        <w:t>→</w:t>
       </w:r>
     </w:p>
     <w:p/>
@@ -121,7 +142,19 @@
         <w:t>この技術の応用先はどこ？</w:t>
       </w:r>
     </w:p>
-    <w:p/>
+    <w:p>
+      <w:pPr>
+        <w:rPr>
+          <w:rFonts w:hint="eastAsia"/>
+        </w:rPr>
+      </w:pPr>
+      <w:r>
+        <w:rPr>
+          <w:rFonts w:hint="eastAsia"/>
+        </w:rPr>
+        <w:t>→まずはオーディオでこの部分を下げると、再生と録音を何度繰り返しても品質が変わらない。</w:t>
+      </w:r>
+    </w:p>
     <w:p/>
     <w:p>
       <w:pPr>
@@ -140,8 +173,38 @@
     <w:p/>
     <w:p/>
     <w:p>
-      <w:pPr>
-        <w:rPr>
+      <w:r>
+        <w:rPr>
+          <w:rFonts w:hint="eastAsia"/>
+        </w:rPr>
+        <w:t>位相雑音を下げるのはどの水準までを狙っている？</w:t>
+      </w:r>
+    </w:p>
+    <w:p/>
+    <w:p/>
+    <w:p>
+      <w:r>
+        <w:rPr>
+          <w:rFonts w:hint="eastAsia"/>
+        </w:rPr>
+        <w:t>原子時計を買えば？</w:t>
+      </w:r>
+    </w:p>
+    <w:p>
+      <w:r>
+        <w:rPr>
+          <w:rFonts w:hint="eastAsia"/>
+        </w:rPr>
+        <w:lastRenderedPageBreak/>
+        <w:t>→高いものｘ複数でやればよい。手法の研究としては意味がある。</w:t>
+      </w:r>
+    </w:p>
+    <w:p/>
+    <w:p/>
+    <w:p>
+      <w:pPr>
+        <w:rPr>
+          <w:rFonts w:hint="eastAsia"/>
           <w:b/>
           <w:bCs/>
         </w:rPr>
@@ -150,7 +213,7 @@
         <w:rPr>
           <w:rFonts w:hint="eastAsia"/>
         </w:rPr>
-        <w:t>位相雑音を下げるのはどの水準までを狙っている？</w:t>
+        <w:t>1/Nで下がるという想定だが、系統誤差があると思う。これは検討したか？</w:t>
       </w:r>
     </w:p>
     <w:p/>
@@ -166,11 +229,6 @@
     <w:p/>
     <w:p/>
     <w:p>
-      <w:pPr>
-        <w:rPr>
-          <w:rFonts w:hint="eastAsia"/>
-        </w:rPr>
-      </w:pPr>
       <w:r>
         <w:rPr>
           <w:rFonts w:hint="eastAsia"/>
@@ -182,6 +240,88 @@
           <w:rFonts w:hint="eastAsia"/>
         </w:rPr>
         <w:t>インと同時制御で精度はそこまでかわらないのでは？</w:t>
+      </w:r>
+    </w:p>
+    <w:p>
+      <w:r>
+        <w:rPr>
+          <w:rFonts w:hint="eastAsia"/>
+        </w:rPr>
+        <w:t>→ＦＢで下げるのではなく、平均で下げる。</w:t>
+      </w:r>
+    </w:p>
+    <w:p>
+      <w:r>
+        <w:rPr>
+          <w:rFonts w:hint="eastAsia"/>
+        </w:rPr>
+        <w:t>→これは相対で見ているので、FBをかけると下がってもいいのに？</w:t>
+      </w:r>
+    </w:p>
+    <w:p>
+      <w:pPr>
+        <w:rPr>
+          <w:rFonts w:hint="eastAsia"/>
+        </w:rPr>
+      </w:pPr>
+      <w:r>
+        <w:rPr>
+          <w:rFonts w:hint="eastAsia"/>
+        </w:rPr>
+        <w:t>→→FBは弱めにかけていけばいいので、このレベルで十分。</w:t>
+      </w:r>
+    </w:p>
+    <w:p/>
+    <w:p>
+      <w:pPr>
+        <w:pBdr>
+          <w:bottom w:val="double" w:sz="6" w:space="1" w:color="auto"/>
+        </w:pBdr>
+      </w:pPr>
+    </w:p>
+    <w:p>
+      <w:r>
+        <w:rPr>
+          <w:rFonts w:hint="eastAsia"/>
+        </w:rPr>
+        <w:t>追加FB</w:t>
+      </w:r>
+    </w:p>
+    <w:p>
+      <w:r>
+        <w:rPr>
+          <w:rFonts w:hint="eastAsia"/>
+        </w:rPr>
+        <w:t>目的がぶれている。測定がぶれている</w:t>
+      </w:r>
+    </w:p>
+    <w:p>
+      <w:pPr>
+        <w:pBdr>
+          <w:bottom w:val="double" w:sz="6" w:space="1" w:color="auto"/>
+        </w:pBdr>
+      </w:pPr>
+    </w:p>
+    <w:p>
+      <w:pPr>
+        <w:rPr>
+          <w:rFonts w:hint="eastAsia"/>
+        </w:rPr>
+      </w:pPr>
+      <w:r>
+        <w:rPr>
+          <w:rFonts w:hint="eastAsia"/>
+        </w:rPr>
+        <w:t>GPSとオシロスコープを同期させる</w:t>
+      </w:r>
+      <w:r>
+        <w:br/>
+      </w:r>
+      <w:r>
+        <w:rPr>
+          <w:rFonts w:hint="eastAsia"/>
+        </w:rPr>
+        <w:t>→GPSの精度はどのくらいでているのか？（PSDのグラフにおいて）</w:t>
       </w:r>
     </w:p>
     <w:sectPr>
